--- a/Task2-3/Практика 2-3. Синицкая.docx
+++ b/Task2-3/Практика 2-3. Синицкая.docx
@@ -1888,23 +1888,7 @@
         <w:t xml:space="preserve">Целью данной практической работы является освоение принципов построения сложных сетевых инфраструктур с применением технологий виртуальных локальных сетей (VLAN), протокола VTP для управления VLAN, </w:t>
       </w:r>
       <w:r>
-        <w:t>маршрутизации между VLAN (</w:t>
-      </w:r>
-      <w:proofErr w:type="spellStart"/>
-      <w:r>
-        <w:t>Router</w:t>
-      </w:r>
-      <w:proofErr w:type="spellEnd"/>
-      <w:r>
-        <w:t>-</w:t>
-      </w:r>
-      <w:proofErr w:type="spellStart"/>
-      <w:r>
-        <w:t>on</w:t>
-      </w:r>
-      <w:proofErr w:type="spellEnd"/>
-      <w:r>
-        <w:t>-a-Stick)</w:t>
+        <w:t>маршрутизации между VLAN (Router-on-a-Stick)</w:t>
       </w:r>
       <w:r>
         <w:t xml:space="preserve">, </w:t>
@@ -1929,15 +1913,7 @@
         <w:pStyle w:val="aff8"/>
       </w:pPr>
       <w:r>
-        <w:t xml:space="preserve">На рабочем поле Cisco Packet </w:t>
-      </w:r>
-      <w:proofErr w:type="spellStart"/>
-      <w:r>
-        <w:t>Tracer</w:t>
-      </w:r>
-      <w:proofErr w:type="spellEnd"/>
-      <w:r>
-        <w:t xml:space="preserve"> была собрана топология согласно методическим указаниям: один маршрутизатор Cisco 2911, пять коммутаторов Cisco 2960 и восемь конечных устройств (PC)</w:t>
+        <w:t>На рабочем поле Cisco Packet Tracer была собрана топология согласно методическим указаниям: один маршрутизатор Cisco 2911, пять коммутаторов Cisco 2960 и восемь конечных устройств (PC)</w:t>
       </w:r>
       <w:r>
         <w:t xml:space="preserve"> </w:t>
@@ -2049,18 +2025,7 @@
         </w:numPr>
       </w:pPr>
       <w:r>
-        <w:t xml:space="preserve">указание уникального </w:t>
-      </w:r>
-      <w:proofErr w:type="spellStart"/>
-      <w:r>
-        <w:t>hostname</w:t>
-      </w:r>
-      <w:proofErr w:type="spellEnd"/>
-      <w:r>
-        <w:t xml:space="preserve"> (SW-Server, SW1, SW2, SW3, SW4)</w:t>
-      </w:r>
-      <w:r>
-        <w:t>;</w:t>
+        <w:t>указание уникального hostname (SW-Server, SW1, SW2, SW3, SW4);</w:t>
       </w:r>
     </w:p>
     <w:p>
@@ -2081,13 +2046,7 @@
         <w:t>enable</w:t>
       </w:r>
       <w:r>
-        <w:t>-</w:t>
-      </w:r>
-      <w:r>
-        <w:t>режим</w:t>
-      </w:r>
-      <w:r>
-        <w:t>;</w:t>
+        <w:t>-режим;</w:t>
       </w:r>
     </w:p>
     <w:p>
@@ -2138,13 +2097,8 @@
         </w:numPr>
       </w:pPr>
       <w:r>
-        <w:t xml:space="preserve">сохранение конфигурации в </w:t>
-      </w:r>
-      <w:proofErr w:type="spellStart"/>
-      <w:r>
-        <w:t>startup-config</w:t>
-      </w:r>
-      <w:proofErr w:type="spellEnd"/>
+        <w:t>сохранение конфигурации в startup-config</w:t>
+      </w:r>
       <w:r>
         <w:t xml:space="preserve"> (конфигурация при старте)</w:t>
       </w:r>
@@ -2266,13 +2220,8 @@
         </w:numPr>
       </w:pPr>
       <w:r>
-        <w:t xml:space="preserve">домен VTP: </w:t>
-      </w:r>
-      <w:proofErr w:type="spellStart"/>
-      <w:r>
-        <w:t>CompanyNet</w:t>
-      </w:r>
-      <w:proofErr w:type="spellEnd"/>
+        <w:t>домен VTP: CompanyNet</w:t>
+      </w:r>
       <w:r>
         <w:rPr>
           <w:lang w:val="en-US"/>
@@ -2307,31 +2256,17 @@
         </w:numPr>
       </w:pPr>
       <w:r>
-        <w:t xml:space="preserve">режим: </w:t>
-      </w:r>
-      <w:proofErr w:type="spellStart"/>
-      <w:r>
-        <w:t>server</w:t>
-      </w:r>
-      <w:proofErr w:type="spellEnd"/>
-      <w:r>
-        <w:t>.</w:t>
+        <w:t>режим: server.</w:t>
       </w:r>
     </w:p>
     <w:p>
       <w:pPr>
         <w:pStyle w:val="aff8"/>
         <w:ind w:left="709" w:firstLine="0"/>
-        <w:rPr>
-          <w:lang w:val="en-US"/>
-        </w:rPr>
       </w:pPr>
       <w:r>
         <w:lastRenderedPageBreak/>
-        <w:t>Фрагмент настройки VTP на SW-Server приведён на рисунке 3</w:t>
-      </w:r>
-      <w:r>
-        <w:t>.</w:t>
+        <w:t>Фрагмент настройки VTP на SW-Server приведён на рисунке 3.</w:t>
       </w:r>
     </w:p>
     <w:p>
@@ -2389,9 +2324,6 @@
         <w:pStyle w:val="aff8"/>
         <w:ind w:firstLine="0"/>
         <w:jc w:val="center"/>
-        <w:rPr>
-          <w:lang w:val="en-US"/>
-        </w:rPr>
       </w:pPr>
       <w:r>
         <w:t xml:space="preserve">Рисунок </w:t>
@@ -2418,31 +2350,14 @@
     <w:p>
       <w:pPr>
         <w:pStyle w:val="aff8"/>
-        <w:rPr>
-          <w:lang w:val="en-US"/>
-        </w:rPr>
-      </w:pPr>
-      <w:r>
-        <w:t xml:space="preserve">На коммутаторах SW1–SW4 был установлен режим </w:t>
-      </w:r>
-      <w:proofErr w:type="spellStart"/>
-      <w:r>
-        <w:t>client</w:t>
-      </w:r>
-      <w:proofErr w:type="spellEnd"/>
-      <w:r>
-        <w:t xml:space="preserve"> с тем же доменным именем и паролем</w:t>
-      </w:r>
-      <w:r>
-        <w:t>.</w:t>
+      </w:pPr>
+      <w:r>
+        <w:t>На коммутаторах SW1–SW4 был установлен режим client с тем же доменным именем и паролем.</w:t>
       </w:r>
     </w:p>
     <w:p>
       <w:pPr>
         <w:pStyle w:val="affa"/>
-        <w:rPr>
-          <w:lang w:val="en-US"/>
-        </w:rPr>
       </w:pPr>
       <w:r>
         <w:t xml:space="preserve">Задание 4. </w:t>
@@ -2474,10 +2389,7 @@
         <w:pStyle w:val="aff8"/>
       </w:pPr>
       <w:r>
-        <w:t>В соответствии с вариантом задания</w:t>
-      </w:r>
-      <w:r>
-        <w:t xml:space="preserve"> </w:t>
+        <w:t xml:space="preserve">В соответствии с вариантом задания </w:t>
       </w:r>
       <w:r>
         <w:rPr>
@@ -2510,13 +2422,8 @@
         <w:t>—</w:t>
       </w:r>
       <w:r>
-        <w:t xml:space="preserve"> </w:t>
-      </w:r>
-      <w:proofErr w:type="spellStart"/>
-      <w:r>
-        <w:t>Developers</w:t>
-      </w:r>
-      <w:proofErr w:type="spellEnd"/>
+        <w:t xml:space="preserve"> Developers</w:t>
+      </w:r>
     </w:p>
     <w:p>
       <w:pPr>
@@ -2554,13 +2461,8 @@
         </w:tabs>
       </w:pPr>
       <w:r>
-        <w:t xml:space="preserve">VLAN 34 (24+10) — </w:t>
-      </w:r>
-      <w:proofErr w:type="spellStart"/>
-      <w:r>
-        <w:t>Guest</w:t>
-      </w:r>
-      <w:proofErr w:type="spellEnd"/>
+        <w:t>VLAN 34 (24+10) — Guest</w:t>
+      </w:r>
     </w:p>
     <w:p>
       <w:pPr>
@@ -2582,13 +2484,7 @@
         <w:pStyle w:val="aff8"/>
       </w:pPr>
       <w:r>
-        <w:t>Создание VLAN выполнялось на SW-Server</w:t>
-      </w:r>
-      <w:r>
-        <w:t xml:space="preserve"> (</w:t>
-      </w:r>
-      <w:r>
-        <w:t>см. рис. 4).</w:t>
+        <w:t>Создание VLAN выполнялось на SW-Server (см. рис. 4).</w:t>
       </w:r>
     </w:p>
     <w:p>
@@ -2669,9 +2565,6 @@
     <w:p>
       <w:pPr>
         <w:pStyle w:val="affa"/>
-        <w:rPr>
-          <w:lang w:val="en-US"/>
-        </w:rPr>
       </w:pPr>
       <w:r>
         <w:lastRenderedPageBreak/>
@@ -2704,26 +2597,15 @@
         <w:t>Fa</w:t>
       </w:r>
       <w:r>
-        <w:t>0/1</w:t>
-      </w:r>
-      <w:r>
-        <w:t>.</w:t>
-      </w:r>
-    </w:p>
-    <w:p>
-      <w:pPr>
-        <w:pStyle w:val="aff8"/>
-      </w:pPr>
-      <w:r>
-        <w:t xml:space="preserve">Пример настройки </w:t>
-      </w:r>
-      <w:proofErr w:type="spellStart"/>
-      <w:r>
-        <w:t>trunk</w:t>
-      </w:r>
-      <w:proofErr w:type="spellEnd"/>
-      <w:r>
-        <w:t>-порта на одном из коммутаторов приведён на рисунке 5</w:t>
+        <w:t>0/1.</w:t>
+      </w:r>
+    </w:p>
+    <w:p>
+      <w:pPr>
+        <w:pStyle w:val="aff8"/>
+      </w:pPr>
+      <w:r>
+        <w:t>Пример настройки trunk-порта на одном из коммутаторов приведён на рисунке 5</w:t>
       </w:r>
       <w:r>
         <w:t>.</w:t>
@@ -2823,25 +2705,7 @@
         <w:pStyle w:val="aff8"/>
       </w:pPr>
       <w:r>
-        <w:t xml:space="preserve">Для обеспечения маршрутизации между VLAN на маршрутизаторе Cisco 2911 были созданы </w:t>
-      </w:r>
-      <w:r>
-        <w:t>и</w:t>
-      </w:r>
-      <w:r>
-        <w:t>нтерфейсы на Gi0/0. Каждый</w:t>
-      </w:r>
-      <w:r>
-        <w:t xml:space="preserve"> и</w:t>
-      </w:r>
-      <w:r>
-        <w:t>нтерфейс получил свой VLAN ID и IP-адрес</w:t>
-      </w:r>
-      <w:r>
-        <w:t xml:space="preserve">, </w:t>
-      </w:r>
-      <w:r>
-        <w:t>адрес из соответствующей подсети, согласно таблице задания:</w:t>
+        <w:t>Для обеспечения маршрутизации между VLAN на маршрутизаторе Cisco 2911 были созданы интерфейсы на Gi0/0. Каждый интерфейс получил свой VLAN ID и IP-адрес, адрес из соответствующей подсети, согласно таблице задания:</w:t>
       </w:r>
     </w:p>
     <w:p>
@@ -2913,18 +2777,7 @@
         <w:pStyle w:val="aff8"/>
       </w:pPr>
       <w:r>
-        <w:t xml:space="preserve">На рисунке 6 приведён фрагмент настройки </w:t>
-      </w:r>
-      <w:proofErr w:type="spellStart"/>
-      <w:r>
-        <w:t>подынтерфейсов</w:t>
-      </w:r>
-      <w:proofErr w:type="spellEnd"/>
-      <w:r>
-        <w:t xml:space="preserve"> маршрутизатора</w:t>
-      </w:r>
-      <w:r>
-        <w:t>.</w:t>
+        <w:t>На рисунке 6 приведён фрагмент настройки подынтерфейсов маршрутизатора.</w:t>
       </w:r>
     </w:p>
     <w:p>
@@ -2981,10 +2834,7 @@
         <w:jc w:val="center"/>
       </w:pPr>
       <w:r>
-        <w:t xml:space="preserve">Рисунок </w:t>
-      </w:r>
-      <w:r>
-        <w:t>6</w:t>
+        <w:t>Рисунок 6</w:t>
       </w:r>
       <w:r>
         <w:t>.</w:t>
@@ -3017,7 +2867,10 @@
         <w:rPr>
           <w:lang w:val="en-US"/>
         </w:rPr>
-        <w:t>Access-</w:t>
+        <w:t>Access</w:t>
+      </w:r>
+      <w:r>
+        <w:t>-</w:t>
       </w:r>
       <w:r>
         <w:t>портов</w:t>
@@ -3028,15 +2881,7 @@
         <w:pStyle w:val="aff8"/>
       </w:pPr>
       <w:r>
-        <w:t xml:space="preserve">На периферийных коммутаторах были настроены порты Fa0/2 и Fa0/3 в режиме </w:t>
-      </w:r>
-      <w:proofErr w:type="spellStart"/>
-      <w:r>
-        <w:t>access</w:t>
-      </w:r>
-      <w:proofErr w:type="spellEnd"/>
-      <w:r>
-        <w:t xml:space="preserve"> с привязкой к соответствующим VLAN:</w:t>
+        <w:t>На периферийных коммутаторах были настроены порты Fa0/2 и Fa0/3 в режиме access с привязкой к соответствующим VLAN:</w:t>
       </w:r>
     </w:p>
     <w:p>
@@ -3108,15 +2953,7 @@
         <w:pStyle w:val="aff8"/>
       </w:pPr>
       <w:r>
-        <w:t xml:space="preserve">Пример настройки </w:t>
-      </w:r>
-      <w:proofErr w:type="spellStart"/>
-      <w:r>
-        <w:t>access</w:t>
-      </w:r>
-      <w:proofErr w:type="spellEnd"/>
-      <w:r>
-        <w:t>-порта приведён на рисунке 7</w:t>
+        <w:t>Пример настройки access-порта приведён на рисунке 7</w:t>
       </w:r>
       <w:r>
         <w:t>.</w:t>
@@ -3176,10 +3013,7 @@
         <w:jc w:val="center"/>
       </w:pPr>
       <w:r>
-        <w:t xml:space="preserve">Рисунок </w:t>
-      </w:r>
-      <w:r>
-        <w:t>7</w:t>
+        <w:t>Рисунок 7</w:t>
       </w:r>
       <w:r>
         <w:t>.</w:t>
@@ -3188,15 +3022,7 @@
         <w:t xml:space="preserve"> </w:t>
       </w:r>
       <w:r>
-        <w:t xml:space="preserve">Настройка </w:t>
-      </w:r>
-      <w:proofErr w:type="spellStart"/>
-      <w:r>
-        <w:t>access</w:t>
-      </w:r>
-      <w:proofErr w:type="spellEnd"/>
-      <w:r>
-        <w:t>-портов на одном из коммутаторов</w:t>
+        <w:t>Настройка access-портов на одном из коммутаторов</w:t>
       </w:r>
     </w:p>
     <w:p>
@@ -3369,10 +3195,7 @@
         <w:jc w:val="center"/>
       </w:pPr>
       <w:r>
-        <w:t xml:space="preserve">Рисунок </w:t>
-      </w:r>
-      <w:r>
-        <w:t>8</w:t>
+        <w:t>Рисунок 8</w:t>
       </w:r>
       <w:r>
         <w:t>.</w:t>
@@ -3395,9 +3218,6 @@
     <w:p>
       <w:pPr>
         <w:pStyle w:val="aff8"/>
-        <w:rPr>
-          <w:lang w:val="en-US"/>
-        </w:rPr>
       </w:pPr>
       <w:r>
         <w:t xml:space="preserve">Для проверки работы на всех коммутаторах была выполнена команда </w:t>
@@ -3411,14 +3231,12 @@
       <w:r>
         <w:t xml:space="preserve"> </w:t>
       </w:r>
-      <w:proofErr w:type="spellStart"/>
       <w:r>
         <w:rPr>
           <w:lang w:val="en-US"/>
         </w:rPr>
         <w:t>vtp</w:t>
       </w:r>
-      <w:proofErr w:type="spellEnd"/>
       <w:r>
         <w:t xml:space="preserve"> </w:t>
       </w:r>
@@ -3601,19 +3419,28 @@
         </w:rPr>
       </w:pPr>
       <w:r>
-        <w:t xml:space="preserve">Рисунок </w:t>
-      </w:r>
-      <w:r>
-        <w:t>9</w:t>
-      </w:r>
-      <w:r>
-        <w:t>.</w:t>
-      </w:r>
-      <w:r>
+        <w:t>Рисунок</w:t>
+      </w:r>
+      <w:r>
+        <w:rPr>
+          <w:lang w:val="en-US"/>
+        </w:rPr>
+        <w:t xml:space="preserve"> 9. </w:t>
+      </w:r>
+      <w:r>
+        <w:t>Вывод</w:t>
+      </w:r>
+      <w:r>
+        <w:rPr>
+          <w:lang w:val="en-US"/>
+        </w:rPr>
         <w:t xml:space="preserve"> </w:t>
       </w:r>
       <w:r>
-        <w:t>Вывод</w:t>
+        <w:rPr>
+          <w:lang w:val="en-US"/>
+        </w:rPr>
+        <w:t>show</w:t>
       </w:r>
       <w:r>
         <w:rPr>
@@ -3625,22 +3452,8 @@
         <w:rPr>
           <w:lang w:val="en-US"/>
         </w:rPr>
-        <w:t>show</w:t>
-      </w:r>
-      <w:r>
-        <w:rPr>
-          <w:lang w:val="en-US"/>
-        </w:rPr>
-        <w:t xml:space="preserve"> </w:t>
-      </w:r>
-      <w:proofErr w:type="spellStart"/>
-      <w:r>
-        <w:rPr>
-          <w:lang w:val="en-US"/>
-        </w:rPr>
         <w:t>vtp</w:t>
       </w:r>
-      <w:proofErr w:type="spellEnd"/>
       <w:r>
         <w:rPr>
           <w:lang w:val="en-US"/>
@@ -3737,16 +3550,19 @@
         <w:t>Рисунок</w:t>
       </w:r>
       <w:r>
+        <w:t xml:space="preserve"> 10. </w:t>
+      </w:r>
+      <w:r>
+        <w:t>Вывод</w:t>
+      </w:r>
+      <w:r>
         <w:t xml:space="preserve"> </w:t>
       </w:r>
       <w:r>
-        <w:t>10</w:t>
-      </w:r>
-      <w:r>
-        <w:t xml:space="preserve">. </w:t>
-      </w:r>
-      <w:r>
-        <w:t>Вывод</w:t>
+        <w:rPr>
+          <w:lang w:val="en-US"/>
+        </w:rPr>
+        <w:t>show</w:t>
       </w:r>
       <w:r>
         <w:t xml:space="preserve"> </w:t>
@@ -3755,19 +3571,8 @@
         <w:rPr>
           <w:lang w:val="en-US"/>
         </w:rPr>
-        <w:t>show</w:t>
-      </w:r>
-      <w:r>
-        <w:t xml:space="preserve"> </w:t>
-      </w:r>
-      <w:proofErr w:type="spellStart"/>
-      <w:r>
-        <w:rPr>
-          <w:lang w:val="en-US"/>
-        </w:rPr>
         <w:t>vtp</w:t>
       </w:r>
-      <w:proofErr w:type="spellEnd"/>
       <w:r>
         <w:t xml:space="preserve"> </w:t>
       </w:r>
@@ -3850,9 +3655,6 @@
         <w:pStyle w:val="aff8"/>
         <w:ind w:firstLine="0"/>
         <w:jc w:val="center"/>
-        <w:rPr>
-          <w:lang w:val="en-US"/>
-        </w:rPr>
       </w:pPr>
       <w:r>
         <w:t>Рисунок</w:t>
@@ -3861,9 +3663,6 @@
         <w:t xml:space="preserve"> 1</w:t>
       </w:r>
       <w:r>
-        <w:rPr>
-          <w:lang w:val="en-US"/>
-        </w:rPr>
         <w:t>1</w:t>
       </w:r>
       <w:r>
@@ -3873,9 +3672,6 @@
         <w:t>Вывод</w:t>
       </w:r>
       <w:r>
-        <w:rPr>
-          <w:lang w:val="en-US"/>
-        </w:rPr>
         <w:t xml:space="preserve"> </w:t>
       </w:r>
       <w:r>
@@ -3885,23 +3681,15 @@
         <w:t>show</w:t>
       </w:r>
       <w:r>
-        <w:rPr>
-          <w:lang w:val="en-US"/>
-        </w:rPr>
         <w:t xml:space="preserve"> </w:t>
       </w:r>
-      <w:proofErr w:type="spellStart"/>
       <w:r>
         <w:rPr>
           <w:lang w:val="en-US"/>
         </w:rPr>
         <w:t>vtp</w:t>
       </w:r>
-      <w:proofErr w:type="spellEnd"/>
-      <w:r>
-        <w:rPr>
-          <w:lang w:val="en-US"/>
-        </w:rPr>
+      <w:r>
         <w:t xml:space="preserve"> </w:t>
       </w:r>
       <w:r>
@@ -3911,18 +3699,12 @@
         <w:t>status</w:t>
       </w:r>
       <w:r>
-        <w:rPr>
-          <w:lang w:val="en-US"/>
-        </w:rPr>
         <w:t xml:space="preserve"> </w:t>
       </w:r>
       <w:r>
         <w:t>на</w:t>
       </w:r>
       <w:r>
-        <w:rPr>
-          <w:lang w:val="en-US"/>
-        </w:rPr>
         <w:t xml:space="preserve"> </w:t>
       </w:r>
       <w:r>
@@ -3932,9 +3714,6 @@
         <w:t>SW</w:t>
       </w:r>
       <w:r>
-        <w:rPr>
-          <w:lang w:val="en-US"/>
-        </w:rPr>
         <w:t>2</w:t>
       </w:r>
     </w:p>
@@ -3998,13 +3777,7 @@
         <w:t>Рисунок</w:t>
       </w:r>
       <w:r>
-        <w:t xml:space="preserve"> 1</w:t>
-      </w:r>
-      <w:r>
-        <w:t>2</w:t>
-      </w:r>
-      <w:r>
-        <w:t xml:space="preserve">. </w:t>
+        <w:t xml:space="preserve"> 12. </w:t>
       </w:r>
       <w:r>
         <w:t>Вывод</w:t>
@@ -4021,14 +3794,12 @@
       <w:r>
         <w:t xml:space="preserve"> </w:t>
       </w:r>
-      <w:proofErr w:type="spellStart"/>
       <w:r>
         <w:rPr>
           <w:lang w:val="en-US"/>
         </w:rPr>
         <w:t>vtp</w:t>
       </w:r>
-      <w:proofErr w:type="spellEnd"/>
       <w:r>
         <w:t xml:space="preserve"> </w:t>
       </w:r>
@@ -4112,9 +3883,6 @@
         <w:pStyle w:val="aff8"/>
         <w:ind w:firstLine="0"/>
         <w:jc w:val="center"/>
-        <w:rPr>
-          <w:lang w:val="en-US"/>
-        </w:rPr>
       </w:pPr>
       <w:r>
         <w:t>Рисунок</w:t>
@@ -4143,14 +3911,12 @@
       <w:r>
         <w:t xml:space="preserve"> </w:t>
       </w:r>
-      <w:proofErr w:type="spellStart"/>
       <w:r>
         <w:rPr>
           <w:lang w:val="en-US"/>
         </w:rPr>
         <w:t>vtp</w:t>
       </w:r>
-      <w:proofErr w:type="spellEnd"/>
       <w:r>
         <w:t xml:space="preserve"> </w:t>
       </w:r>
@@ -4294,31 +4060,7 @@
         <w:pStyle w:val="aff8"/>
       </w:pPr>
       <w:r>
-        <w:t xml:space="preserve">В ходе выполнения практической работы была создана и настроена сложная сетевая инфраструктура с использованием технологий VLAN, VTP, </w:t>
-      </w:r>
-      <w:proofErr w:type="spellStart"/>
-      <w:r>
-        <w:t>trunk</w:t>
-      </w:r>
-      <w:proofErr w:type="spellEnd"/>
-      <w:r>
-        <w:t xml:space="preserve">-портов и </w:t>
-      </w:r>
-      <w:proofErr w:type="spellStart"/>
-      <w:r>
-        <w:t>Router</w:t>
-      </w:r>
-      <w:proofErr w:type="spellEnd"/>
-      <w:r>
-        <w:t>-</w:t>
-      </w:r>
-      <w:proofErr w:type="spellStart"/>
-      <w:r>
-        <w:t>on</w:t>
-      </w:r>
-      <w:proofErr w:type="spellEnd"/>
-      <w:r>
-        <w:t>-a-Stick. Все устройства успешно получили адреса и смогли взаимодействовать друг с другом.</w:t>
+        <w:t>В ходе выполнения практической работы была создана и настроена сложная сетевая инфраструктура с использованием технологий VLAN, VTP, trunk-портов и Router-on-a-Stick. Все устройства успешно получили адреса и смогли взаимодействовать друг с другом.</w:t>
       </w:r>
     </w:p>
     <w:p>
@@ -4406,9 +4148,6 @@
     <w:p>
       <w:pPr>
         <w:pStyle w:val="affa"/>
-        <w:rPr>
-          <w:lang w:val="en-US"/>
-        </w:rPr>
       </w:pPr>
       <w:r>
         <w:t>Контрольные вопросы</w:t>
@@ -4501,9 +4240,6 @@
     <w:p>
       <w:pPr>
         <w:pStyle w:val="aff8"/>
-        <w:rPr>
-          <w:lang w:val="en-US"/>
-        </w:rPr>
       </w:pPr>
       <w:r>
         <w:t xml:space="preserve">Совпадение имени домена и пароля необходимо, чтобы устройства считались частью одной </w:t>
@@ -4517,61 +4253,17 @@
       <w:r>
         <w:t xml:space="preserve">-области и могли безопасно обмениваться служебной информацией. </w:t>
       </w:r>
-      <w:proofErr w:type="spellStart"/>
-      <w:r>
-        <w:rPr>
-          <w:lang w:val="en-US"/>
-        </w:rPr>
-        <w:t>Иначе</w:t>
-      </w:r>
-      <w:proofErr w:type="spellEnd"/>
-      <w:r>
-        <w:rPr>
-          <w:lang w:val="en-US"/>
-        </w:rPr>
-        <w:t xml:space="preserve"> VLAN </w:t>
-      </w:r>
-      <w:proofErr w:type="spellStart"/>
-      <w:r>
-        <w:rPr>
-          <w:lang w:val="en-US"/>
-        </w:rPr>
-        <w:t>не</w:t>
-      </w:r>
-      <w:proofErr w:type="spellEnd"/>
-      <w:r>
-        <w:rPr>
-          <w:lang w:val="en-US"/>
-        </w:rPr>
-        <w:t xml:space="preserve"> </w:t>
-      </w:r>
-      <w:proofErr w:type="spellStart"/>
-      <w:r>
-        <w:rPr>
-          <w:lang w:val="en-US"/>
-        </w:rPr>
-        <w:t>будут</w:t>
-      </w:r>
-      <w:proofErr w:type="spellEnd"/>
-      <w:r>
-        <w:rPr>
-          <w:lang w:val="en-US"/>
-        </w:rPr>
-        <w:t xml:space="preserve"> </w:t>
-      </w:r>
-      <w:proofErr w:type="spellStart"/>
-      <w:r>
-        <w:rPr>
-          <w:lang w:val="en-US"/>
-        </w:rPr>
-        <w:t>распространяться</w:t>
-      </w:r>
-      <w:proofErr w:type="spellEnd"/>
-      <w:r>
-        <w:rPr>
-          <w:lang w:val="en-US"/>
-        </w:rPr>
-        <w:t>.</w:t>
+      <w:r>
+        <w:t xml:space="preserve">Иначе </w:t>
+      </w:r>
+      <w:r>
+        <w:rPr>
+          <w:lang w:val="en-US"/>
+        </w:rPr>
+        <w:t>VLAN</w:t>
+      </w:r>
+      <w:r>
+        <w:t xml:space="preserve"> не будут распространяться.</w:t>
       </w:r>
     </w:p>
     <w:p>
@@ -4580,7 +4272,6 @@
         <w:rPr>
           <w:b/>
           <w:bCs w:val="0"/>
-          <w:lang w:val="en-US"/>
         </w:rPr>
       </w:pPr>
       <w:r>
@@ -4648,161 +4339,148 @@
           <w:b/>
           <w:bCs w:val="0"/>
         </w:rPr>
-        <w:t xml:space="preserve">, и зачем используются </w:t>
-      </w:r>
-      <w:proofErr w:type="spellStart"/>
+        <w:t>, и зачем используются подынтерфейсы с инкапсуляцией 802.1</w:t>
+      </w:r>
       <w:r>
         <w:rPr>
           <w:b/>
           <w:bCs w:val="0"/>
-        </w:rPr>
-        <w:t>подынтерфейсы</w:t>
-      </w:r>
-      <w:proofErr w:type="spellEnd"/>
+          <w:lang w:val="en-US"/>
+        </w:rPr>
+        <w:t>Q</w:t>
+      </w:r>
       <w:r>
         <w:rPr>
           <w:b/>
           <w:bCs w:val="0"/>
         </w:rPr>
-        <w:t xml:space="preserve"> с инкапсуляцией 802.1</w:t>
-      </w:r>
-      <w:r>
+        <w:t>?</w:t>
+      </w:r>
+    </w:p>
+    <w:p>
+      <w:pPr>
+        <w:pStyle w:val="aff8"/>
+      </w:pPr>
+      <w:r>
+        <w:rPr>
+          <w:lang w:val="en-US"/>
+        </w:rPr>
+        <w:t>Router</w:t>
+      </w:r>
+      <w:r>
+        <w:t>-</w:t>
+      </w:r>
+      <w:r>
+        <w:rPr>
+          <w:lang w:val="en-US"/>
+        </w:rPr>
+        <w:t>on</w:t>
+      </w:r>
+      <w:r>
+        <w:t>-</w:t>
+      </w:r>
+      <w:r>
+        <w:rPr>
+          <w:lang w:val="en-US"/>
+        </w:rPr>
+        <w:t>a</w:t>
+      </w:r>
+      <w:r>
+        <w:t>-</w:t>
+      </w:r>
+      <w:r>
+        <w:rPr>
+          <w:lang w:val="en-US"/>
+        </w:rPr>
+        <w:t>Stick</w:t>
+      </w:r>
+      <w:r>
+        <w:t xml:space="preserve"> позволяет маршрутизатору выполнять маршрутизацию между несколькими </w:t>
+      </w:r>
+      <w:r>
+        <w:rPr>
+          <w:lang w:val="en-US"/>
+        </w:rPr>
+        <w:t>VLAN</w:t>
+      </w:r>
+      <w:r>
+        <w:t xml:space="preserve">, используя один физический интерфейс. Для каждой </w:t>
+      </w:r>
+      <w:r>
+        <w:rPr>
+          <w:lang w:val="en-US"/>
+        </w:rPr>
+        <w:t>VLAN</w:t>
+      </w:r>
+      <w:r>
+        <w:t xml:space="preserve"> создаётся подынтерфейс с инкапсуляцией 802.1</w:t>
+      </w:r>
+      <w:r>
+        <w:rPr>
+          <w:lang w:val="en-US"/>
+        </w:rPr>
+        <w:t>Q</w:t>
+      </w:r>
+      <w:r>
+        <w:t xml:space="preserve">, которая добавляет </w:t>
+      </w:r>
+      <w:r>
+        <w:rPr>
+          <w:lang w:val="en-US"/>
+        </w:rPr>
+        <w:t>VLAN</w:t>
+      </w:r>
+      <w:r>
+        <w:t xml:space="preserve">-тег в кадр </w:t>
+      </w:r>
+      <w:r>
+        <w:rPr>
+          <w:lang w:val="en-US"/>
+        </w:rPr>
+        <w:t>Ethernet</w:t>
+      </w:r>
+      <w:r>
+        <w:t xml:space="preserve">. Это позволяет отделить трафик разных </w:t>
+      </w:r>
+      <w:r>
+        <w:rPr>
+          <w:lang w:val="en-US"/>
+        </w:rPr>
+        <w:t>VLAN</w:t>
+      </w:r>
+      <w:r>
+        <w:t xml:space="preserve"> и направлять его через один канал.</w:t>
+      </w:r>
+    </w:p>
+    <w:p>
+      <w:pPr>
+        <w:pStyle w:val="aff8"/>
         <w:rPr>
           <w:b/>
           <w:bCs w:val="0"/>
-          <w:lang w:val="en-US"/>
-        </w:rPr>
-        <w:t>Q</w:t>
-      </w:r>
+        </w:rPr>
+      </w:pPr>
       <w:r>
         <w:rPr>
           <w:b/>
           <w:bCs w:val="0"/>
         </w:rPr>
-        <w:t>?</w:t>
-      </w:r>
-    </w:p>
-    <w:p>
-      <w:pPr>
-        <w:pStyle w:val="aff8"/>
-        <w:rPr>
-          <w:lang w:val="en-US"/>
-        </w:rPr>
-      </w:pPr>
-      <w:r>
-        <w:rPr>
-          <w:lang w:val="en-US"/>
-        </w:rPr>
-        <w:t>Router</w:t>
-      </w:r>
-      <w:r>
-        <w:t>-</w:t>
-      </w:r>
-      <w:r>
-        <w:rPr>
-          <w:lang w:val="en-US"/>
-        </w:rPr>
-        <w:t>on</w:t>
-      </w:r>
-      <w:r>
-        <w:t>-</w:t>
-      </w:r>
-      <w:r>
-        <w:rPr>
-          <w:lang w:val="en-US"/>
-        </w:rPr>
-        <w:t>a</w:t>
-      </w:r>
-      <w:r>
-        <w:t>-</w:t>
-      </w:r>
-      <w:r>
-        <w:rPr>
-          <w:lang w:val="en-US"/>
-        </w:rPr>
-        <w:t>Stick</w:t>
-      </w:r>
-      <w:r>
-        <w:t xml:space="preserve"> позволяет маршрутизатору выполнять маршрутизацию между несколькими </w:t>
-      </w:r>
-      <w:r>
-        <w:rPr>
-          <w:lang w:val="en-US"/>
-        </w:rPr>
-        <w:t>VLAN</w:t>
-      </w:r>
-      <w:r>
-        <w:t xml:space="preserve">, используя один физический интерфейс. Для каждой </w:t>
-      </w:r>
-      <w:r>
-        <w:rPr>
-          <w:lang w:val="en-US"/>
-        </w:rPr>
-        <w:t>VLAN</w:t>
-      </w:r>
-      <w:r>
-        <w:t xml:space="preserve"> создаётся </w:t>
-      </w:r>
-      <w:proofErr w:type="spellStart"/>
-      <w:r>
-        <w:t>подынтерфейс</w:t>
-      </w:r>
-      <w:proofErr w:type="spellEnd"/>
-      <w:r>
-        <w:t xml:space="preserve"> с инкапсуляцией 802.1</w:t>
-      </w:r>
-      <w:r>
-        <w:rPr>
-          <w:lang w:val="en-US"/>
-        </w:rPr>
-        <w:t>Q</w:t>
-      </w:r>
-      <w:r>
-        <w:t xml:space="preserve">, которая добавляет </w:t>
-      </w:r>
-      <w:r>
-        <w:rPr>
-          <w:lang w:val="en-US"/>
-        </w:rPr>
-        <w:t>VLAN</w:t>
-      </w:r>
-      <w:r>
-        <w:t xml:space="preserve">-тег в кадр </w:t>
-      </w:r>
-      <w:r>
-        <w:rPr>
-          <w:lang w:val="en-US"/>
-        </w:rPr>
-        <w:t>Ethernet</w:t>
-      </w:r>
-      <w:r>
-        <w:t xml:space="preserve">. Это позволяет отделить трафик разных </w:t>
-      </w:r>
-      <w:r>
-        <w:rPr>
-          <w:lang w:val="en-US"/>
-        </w:rPr>
-        <w:t>VLAN</w:t>
-      </w:r>
-      <w:r>
-        <w:t xml:space="preserve"> и направлять его через один канал.</w:t>
-      </w:r>
-    </w:p>
-    <w:p>
-      <w:pPr>
-        <w:pStyle w:val="aff8"/>
+        <w:t xml:space="preserve">3. Как настроить </w:t>
+      </w:r>
+      <w:r>
         <w:rPr>
           <w:b/>
           <w:bCs w:val="0"/>
           <w:lang w:val="en-US"/>
         </w:rPr>
-      </w:pPr>
+        <w:t>DHCP</w:t>
+      </w:r>
       <w:r>
         <w:rPr>
           <w:b/>
           <w:bCs w:val="0"/>
         </w:rPr>
-        <w:t xml:space="preserve">3. Как настроить </w:t>
+        <w:t xml:space="preserve">-сервер на маршрутизаторе </w:t>
       </w:r>
       <w:r>
         <w:rPr>
@@ -4810,14 +4488,14 @@
           <w:bCs w:val="0"/>
           <w:lang w:val="en-US"/>
         </w:rPr>
-        <w:t>DHCP</w:t>
+        <w:t>Cisco</w:t>
       </w:r>
       <w:r>
         <w:rPr>
           <w:b/>
           <w:bCs w:val="0"/>
         </w:rPr>
-        <w:t xml:space="preserve">-сервер на маршрутизаторе </w:t>
+        <w:t xml:space="preserve"> для нескольких </w:t>
       </w:r>
       <w:r>
         <w:rPr>
@@ -4825,14 +4503,14 @@
           <w:bCs w:val="0"/>
           <w:lang w:val="en-US"/>
         </w:rPr>
-        <w:t>Cisco</w:t>
+        <w:t>VLAN</w:t>
       </w:r>
       <w:r>
         <w:rPr>
           <w:b/>
           <w:bCs w:val="0"/>
         </w:rPr>
-        <w:t xml:space="preserve"> для нескольких </w:t>
+        <w:t xml:space="preserve">, и зачем исключать определённые </w:t>
       </w:r>
       <w:r>
         <w:rPr>
@@ -4840,347 +4518,229 @@
           <w:bCs w:val="0"/>
           <w:lang w:val="en-US"/>
         </w:rPr>
-        <w:t>VLAN</w:t>
+        <w:t>IP</w:t>
       </w:r>
       <w:r>
         <w:rPr>
           <w:b/>
           <w:bCs w:val="0"/>
         </w:rPr>
-        <w:t xml:space="preserve">, и зачем исключать определённые </w:t>
-      </w:r>
-      <w:r>
+        <w:t>-адреса из пулов?</w:t>
+      </w:r>
+    </w:p>
+    <w:p>
+      <w:pPr>
+        <w:pStyle w:val="aff8"/>
+      </w:pPr>
+      <w:r>
+        <w:t>Для</w:t>
+      </w:r>
+      <w:r>
+        <w:t xml:space="preserve"> </w:t>
+      </w:r>
+      <w:r>
+        <w:t>каждой</w:t>
+      </w:r>
+      <w:r>
+        <w:t xml:space="preserve"> </w:t>
+      </w:r>
+      <w:r>
+        <w:rPr>
+          <w:lang w:val="en-US"/>
+        </w:rPr>
+        <w:t>VLAN</w:t>
+      </w:r>
+      <w:r>
+        <w:t xml:space="preserve"> </w:t>
+      </w:r>
+      <w:r>
+        <w:t>создаётся</w:t>
+      </w:r>
+      <w:r>
+        <w:t xml:space="preserve"> </w:t>
+      </w:r>
+      <w:r>
+        <w:t>отдельный</w:t>
+      </w:r>
+      <w:r>
+        <w:t xml:space="preserve"> </w:t>
+      </w:r>
+      <w:r>
+        <w:rPr>
+          <w:lang w:val="en-US"/>
+        </w:rPr>
+        <w:t>DHCP</w:t>
+      </w:r>
+      <w:r>
+        <w:t>-</w:t>
+      </w:r>
+      <w:r>
+        <w:t>пул</w:t>
+      </w:r>
+      <w:r>
+        <w:t xml:space="preserve"> </w:t>
+      </w:r>
+      <w:r>
+        <w:t>с</w:t>
+      </w:r>
+      <w:r>
+        <w:t xml:space="preserve"> </w:t>
+      </w:r>
+      <w:r>
+        <w:t>параметрами</w:t>
+      </w:r>
+      <w:r>
+        <w:t xml:space="preserve"> </w:t>
+      </w:r>
+      <w:r>
+        <w:t>сети</w:t>
+      </w:r>
+      <w:r>
+        <w:t xml:space="preserve">: </w:t>
+      </w:r>
+      <w:r>
+        <w:rPr>
+          <w:lang w:val="en-US"/>
+        </w:rPr>
+        <w:t>network</w:t>
+      </w:r>
+      <w:r>
+        <w:t xml:space="preserve">, </w:t>
+      </w:r>
+      <w:r>
+        <w:rPr>
+          <w:lang w:val="en-US"/>
+        </w:rPr>
+        <w:t>default</w:t>
+      </w:r>
+      <w:r>
+        <w:t>-</w:t>
+      </w:r>
+      <w:r>
+        <w:rPr>
+          <w:lang w:val="en-US"/>
+        </w:rPr>
+        <w:t>router</w:t>
+      </w:r>
+      <w:r>
+        <w:t xml:space="preserve">, </w:t>
+      </w:r>
+      <w:r>
+        <w:rPr>
+          <w:lang w:val="en-US"/>
+        </w:rPr>
+        <w:t>dns</w:t>
+      </w:r>
+      <w:r>
+        <w:t>-</w:t>
+      </w:r>
+      <w:r>
+        <w:rPr>
+          <w:lang w:val="en-US"/>
+        </w:rPr>
+        <w:t>server</w:t>
+      </w:r>
+      <w:r>
+        <w:t>.</w:t>
+      </w:r>
+    </w:p>
+    <w:p>
+      <w:pPr>
+        <w:pStyle w:val="aff8"/>
+      </w:pPr>
+      <w:r>
+        <w:t xml:space="preserve">Исключённые </w:t>
+      </w:r>
+      <w:r>
+        <w:rPr>
+          <w:lang w:val="en-US"/>
+        </w:rPr>
+        <w:t>IP</w:t>
+      </w:r>
+      <w:r>
+        <w:t xml:space="preserve">-адреса резервируются для шлюза, сетевых устройств или служебных целей — </w:t>
+      </w:r>
+      <w:r>
+        <w:rPr>
+          <w:lang w:val="en-US"/>
+        </w:rPr>
+        <w:t>DHCP</w:t>
+      </w:r>
+      <w:r>
+        <w:t xml:space="preserve"> не должен выдавать их клиентам, чтобы избежать конфликтов.</w:t>
+      </w:r>
+    </w:p>
+    <w:p>
+      <w:pPr>
+        <w:pStyle w:val="aff8"/>
+        <w:rPr>
+          <w:b/>
+        </w:rPr>
+      </w:pPr>
+      <w:r>
+        <w:rPr>
+          <w:b/>
+        </w:rPr>
+        <w:t>4. Чем отличается access-порт от trunk-порта, и как native VLAN влияет на работу транковых соединений?</w:t>
+      </w:r>
+    </w:p>
+    <w:p>
+      <w:pPr>
+        <w:pStyle w:val="aff8"/>
+      </w:pPr>
+      <w:r>
+        <w:t>Access-порт принадлежит только одной VLAN и подключается к конечным устройствам.</w:t>
+      </w:r>
+      <w:r>
+        <w:br/>
+        <w:t>Trunk-порт передаёт трафик сразу нескольких VLAN, добавляя 802.1Q-теги.</w:t>
+      </w:r>
+      <w:r>
+        <w:br/>
+        <w:t>Native VLAN — это VLAN, трафик которой передаётся по trunk без тегирования. Native VLAN должна совпадать на обоих концах соединения, иначе возникают ошибки и несоответствия.</w:t>
+      </w:r>
+    </w:p>
+    <w:p>
+      <w:pPr>
+        <w:pStyle w:val="aff8"/>
         <w:rPr>
           <w:b/>
           <w:bCs w:val="0"/>
-          <w:lang w:val="en-US"/>
-        </w:rPr>
-        <w:t>IP</w:t>
-      </w:r>
+        </w:rPr>
+      </w:pPr>
       <w:r>
         <w:rPr>
           <w:b/>
           <w:bCs w:val="0"/>
         </w:rPr>
-        <w:t>-адреса из пулов?</w:t>
-      </w:r>
-    </w:p>
-    <w:p>
-      <w:pPr>
-        <w:pStyle w:val="aff8"/>
-        <w:rPr>
-          <w:lang w:val="en-US"/>
-        </w:rPr>
-      </w:pPr>
-      <w:r>
-        <w:t>Для</w:t>
-      </w:r>
-      <w:r>
-        <w:rPr>
-          <w:lang w:val="en-US"/>
-        </w:rPr>
+        <w:t>5. Как проверить корректность распространения VLAN через VTP и убедиться, что клиенты получают IP-адреса из правильных подсетей?</w:t>
+      </w:r>
+    </w:p>
+    <w:p>
+      <w:pPr>
+        <w:pStyle w:val="aff8"/>
+      </w:pPr>
+    </w:p>
+    <w:p>
+      <w:pPr>
+        <w:pStyle w:val="aff8"/>
+      </w:pPr>
+      <w:r>
+        <w:t>Для проверки распространения VLAN используется команда show vlan brief на всех коммутаторах, а для проверки работы VTP — show vtp status.</w:t>
+      </w:r>
+    </w:p>
+    <w:p>
+      <w:pPr>
+        <w:pStyle w:val="aff8"/>
+      </w:pPr>
+      <w:r>
+        <w:t>Для проверки DHCP необходимо установить режим DHCP на ПК и выполнить ipconfig, убедившись, что адреса соответствуют нужным VLAN и подсетям.</w:t>
+      </w:r>
+      <w:r>
         <w:t xml:space="preserve"> </w:t>
       </w:r>
       <w:r>
-        <w:t>каждой</w:t>
-      </w:r>
-      <w:r>
-        <w:rPr>
-          <w:lang w:val="en-US"/>
-        </w:rPr>
-        <w:t xml:space="preserve"> VLAN </w:t>
-      </w:r>
-      <w:r>
-        <w:t>создаётся</w:t>
-      </w:r>
-      <w:r>
-        <w:rPr>
-          <w:lang w:val="en-US"/>
-        </w:rPr>
-        <w:t xml:space="preserve"> </w:t>
-      </w:r>
-      <w:r>
-        <w:t>отдельный</w:t>
-      </w:r>
-      <w:r>
-        <w:rPr>
-          <w:lang w:val="en-US"/>
-        </w:rPr>
-        <w:t xml:space="preserve"> DHCP-</w:t>
-      </w:r>
-      <w:r>
-        <w:t>пул</w:t>
-      </w:r>
-      <w:r>
-        <w:rPr>
-          <w:lang w:val="en-US"/>
-        </w:rPr>
-        <w:t xml:space="preserve"> </w:t>
-      </w:r>
-      <w:r>
-        <w:t>с</w:t>
-      </w:r>
-      <w:r>
-        <w:rPr>
-          <w:lang w:val="en-US"/>
-        </w:rPr>
-        <w:t xml:space="preserve"> </w:t>
-      </w:r>
-      <w:r>
-        <w:t>параметрами</w:t>
-      </w:r>
-      <w:r>
-        <w:rPr>
-          <w:lang w:val="en-US"/>
-        </w:rPr>
-        <w:t xml:space="preserve"> </w:t>
-      </w:r>
-      <w:r>
-        <w:t>сети</w:t>
-      </w:r>
-      <w:r>
-        <w:rPr>
-          <w:lang w:val="en-US"/>
-        </w:rPr>
-        <w:t xml:space="preserve">: network, default-router, </w:t>
-      </w:r>
-      <w:proofErr w:type="spellStart"/>
-      <w:r>
-        <w:rPr>
-          <w:lang w:val="en-US"/>
-        </w:rPr>
-        <w:t>dns</w:t>
-      </w:r>
-      <w:proofErr w:type="spellEnd"/>
-      <w:r>
-        <w:rPr>
-          <w:lang w:val="en-US"/>
-        </w:rPr>
-        <w:t>-server.</w:t>
-      </w:r>
-    </w:p>
-    <w:p>
-      <w:pPr>
-        <w:pStyle w:val="aff8"/>
-        <w:rPr>
-          <w:lang w:val="en-US"/>
-        </w:rPr>
-      </w:pPr>
-      <w:r>
-        <w:t xml:space="preserve">Исключённые </w:t>
-      </w:r>
-      <w:r>
-        <w:rPr>
-          <w:lang w:val="en-US"/>
-        </w:rPr>
-        <w:t>IP</w:t>
-      </w:r>
-      <w:r>
-        <w:t xml:space="preserve">-адреса резервируются для шлюза, сетевых устройств или служебных целей — </w:t>
-      </w:r>
-      <w:r>
-        <w:rPr>
-          <w:lang w:val="en-US"/>
-        </w:rPr>
-        <w:t>DHCP</w:t>
-      </w:r>
-      <w:r>
-        <w:t xml:space="preserve"> не должен выдавать их клиентам, чтобы избежать конфликтов.</w:t>
-      </w:r>
-    </w:p>
-    <w:p>
-      <w:pPr>
-        <w:pStyle w:val="aff8"/>
-        <w:rPr>
-          <w:b/>
-        </w:rPr>
-      </w:pPr>
-      <w:r>
-        <w:rPr>
-          <w:b/>
-        </w:rPr>
-        <w:t xml:space="preserve">4. Чем отличается </w:t>
-      </w:r>
-      <w:proofErr w:type="spellStart"/>
-      <w:r>
-        <w:rPr>
-          <w:b/>
-        </w:rPr>
-        <w:t>access</w:t>
-      </w:r>
-      <w:proofErr w:type="spellEnd"/>
-      <w:r>
-        <w:rPr>
-          <w:b/>
-        </w:rPr>
-        <w:t xml:space="preserve">-порт от </w:t>
-      </w:r>
-      <w:proofErr w:type="spellStart"/>
-      <w:r>
-        <w:rPr>
-          <w:b/>
-        </w:rPr>
-        <w:t>trunk</w:t>
-      </w:r>
-      <w:proofErr w:type="spellEnd"/>
-      <w:r>
-        <w:rPr>
-          <w:b/>
-        </w:rPr>
-        <w:t xml:space="preserve">-порта, и как </w:t>
-      </w:r>
-      <w:proofErr w:type="spellStart"/>
-      <w:r>
-        <w:rPr>
-          <w:b/>
-        </w:rPr>
-        <w:t>native</w:t>
-      </w:r>
-      <w:proofErr w:type="spellEnd"/>
-      <w:r>
-        <w:rPr>
-          <w:b/>
-        </w:rPr>
-        <w:t xml:space="preserve"> VLAN влияет на работу транковых соединений?</w:t>
-      </w:r>
-    </w:p>
-    <w:p>
-      <w:pPr>
-        <w:pStyle w:val="aff8"/>
-      </w:pPr>
-      <w:r>
-        <w:t>Access-порт принадлежит только одной VLAN и подключается к конечным устройствам.</w:t>
-      </w:r>
-      <w:r>
-        <w:br/>
-      </w:r>
-      <w:proofErr w:type="spellStart"/>
-      <w:r>
-        <w:t>Trunk</w:t>
-      </w:r>
-      <w:proofErr w:type="spellEnd"/>
-      <w:r>
-        <w:t>-порт передаёт трафик сразу нескольких VLAN, добавляя 802.1Q-теги.</w:t>
-      </w:r>
-      <w:r>
-        <w:br/>
-      </w:r>
-      <w:proofErr w:type="spellStart"/>
-      <w:r>
-        <w:t>Native</w:t>
-      </w:r>
-      <w:proofErr w:type="spellEnd"/>
-      <w:r>
-        <w:t xml:space="preserve"> VLAN — это VLAN, трафик которой передаётся по </w:t>
-      </w:r>
-      <w:proofErr w:type="spellStart"/>
-      <w:r>
-        <w:t>trunk</w:t>
-      </w:r>
-      <w:proofErr w:type="spellEnd"/>
-      <w:r>
-        <w:t xml:space="preserve"> без тегирования. </w:t>
-      </w:r>
-      <w:proofErr w:type="spellStart"/>
-      <w:r>
-        <w:t>Native</w:t>
-      </w:r>
-      <w:proofErr w:type="spellEnd"/>
-      <w:r>
-        <w:t xml:space="preserve"> VLAN должна совпадать на обоих концах соединения, иначе возникают ошибки и несоответствия.</w:t>
-      </w:r>
-    </w:p>
-    <w:p>
-      <w:pPr>
-        <w:pStyle w:val="aff8"/>
-        <w:rPr>
-          <w:b/>
-          <w:bCs w:val="0"/>
-        </w:rPr>
-      </w:pPr>
-      <w:r>
-        <w:rPr>
-          <w:b/>
-          <w:bCs w:val="0"/>
-        </w:rPr>
-        <w:t>5. Как проверить корректность распространения VLAN через VTP и убедиться, что клиенты получают IP-адреса из правильных подсетей?</w:t>
-      </w:r>
-    </w:p>
-    <w:p>
-      <w:pPr>
-        <w:pStyle w:val="aff8"/>
-      </w:pPr>
-    </w:p>
-    <w:p>
-      <w:pPr>
-        <w:pStyle w:val="aff8"/>
-      </w:pPr>
-      <w:r>
-        <w:t xml:space="preserve">Для проверки распространения VLAN используется команда </w:t>
-      </w:r>
-      <w:proofErr w:type="spellStart"/>
-      <w:r>
-        <w:t>show</w:t>
-      </w:r>
-      <w:proofErr w:type="spellEnd"/>
-      <w:r>
-        <w:t xml:space="preserve"> </w:t>
-      </w:r>
-      <w:proofErr w:type="spellStart"/>
-      <w:r>
-        <w:t>vlan</w:t>
-      </w:r>
-      <w:proofErr w:type="spellEnd"/>
-      <w:r>
-        <w:t xml:space="preserve"> </w:t>
-      </w:r>
-      <w:proofErr w:type="spellStart"/>
-      <w:r>
-        <w:t>brief</w:t>
-      </w:r>
-      <w:proofErr w:type="spellEnd"/>
-      <w:r>
-        <w:t xml:space="preserve"> на всех коммутаторах, а для проверки работы VTP — </w:t>
-      </w:r>
-      <w:proofErr w:type="spellStart"/>
-      <w:r>
-        <w:t>show</w:t>
-      </w:r>
-      <w:proofErr w:type="spellEnd"/>
-      <w:r>
-        <w:t xml:space="preserve"> </w:t>
-      </w:r>
-      <w:proofErr w:type="spellStart"/>
-      <w:r>
-        <w:t>vtp</w:t>
-      </w:r>
-      <w:proofErr w:type="spellEnd"/>
-      <w:r>
-        <w:t xml:space="preserve"> </w:t>
-      </w:r>
-      <w:proofErr w:type="spellStart"/>
-      <w:r>
-        <w:t>status</w:t>
-      </w:r>
-      <w:proofErr w:type="spellEnd"/>
-      <w:r>
-        <w:t>.</w:t>
-      </w:r>
-    </w:p>
-    <w:p>
-      <w:pPr>
-        <w:pStyle w:val="aff8"/>
-      </w:pPr>
-      <w:r>
-        <w:t xml:space="preserve">Для проверки DHCP необходимо установить режим DHCP на ПК и выполнить </w:t>
-      </w:r>
-      <w:proofErr w:type="spellStart"/>
-      <w:r>
-        <w:t>ipconfig</w:t>
-      </w:r>
-      <w:proofErr w:type="spellEnd"/>
-      <w:r>
-        <w:t>, убедившись, что адреса соответствуют нужным VLAN и подсетям.</w:t>
+        <w:t>Ну и пингом.</w:t>
       </w:r>
     </w:p>
     <w:p>
@@ -6542,6 +6102,7 @@
   <w:style w:type="character" w:default="1" w:styleId="a0">
     <w:name w:val="Default Paragraph Font"/>
     <w:uiPriority w:val="1"/>
+    <w:semiHidden/>
     <w:unhideWhenUsed/>
   </w:style>
   <w:style w:type="table" w:default="1" w:styleId="a1">
